--- a/cf/jm/u/files/u018.docx
+++ b/cf/jm/u/files/u018.docx
@@ -20,7 +20,7 @@
     </w:p>
     <w:p>
       <w:r>
-        <w:t>請針對每個題目，把答案填在「回答：」後面（越具體越好）；填好後請放回您的部門資料夾即可，不需回信。</w:t>
+        <w:t>這份問卷是想更了解您的實際作業，好把您的 AI 助理做得更貼近需求。第一部分請把答案填在「回答：」後面（越具體越好）；第二部分只是先讓您了解，之後用的時候再一起調整，不用現在填。填好後放回您的部門資料夾即可，不需回信。</w:t>
       </w:r>
     </w:p>
     <w:p>
@@ -32,8 +32,16 @@
       </w:r>
     </w:p>
     <w:p>
+      <w:pPr>
+        <w:pStyle w:val="Heading2"/>
+      </w:pPr>
       <w:r>
-        <w:t>1. 量測數據的來源格式為何（R 槽或 Email 附件是 Excel/文字，還是掃描 PDF/圖片）？</w:t>
+        <w:t>一、請您提供或確認的事情</w:t>
+      </w:r>
+    </w:p>
+    <w:p>
+      <w:r>
+        <w:t>1. 你想請 AI 幫忙的是：依量測數據製作出貨報告，同時整理出「圖面對照清單」（哪些尺寸對應圖上哪個圈碼），方便後續繪圖。</w:t>
       </w:r>
     </w:p>
     <w:p>
@@ -43,7 +51,7 @@
     </w:p>
     <w:p>
       <w:r>
-        <w:t>2. 出貨報告範本與 SIP 規格公差能否提供？</w:t>
+        <w:t>2. 你會提供給 AI 的是：量測數據（放在 R 槽或 Email 附件），並指明料號和對應 SIP。</w:t>
       </w:r>
     </w:p>
     <w:p>
@@ -53,7 +61,7 @@
     </w:p>
     <w:p>
       <w:r>
-        <w:t>3. 尺寸代號↔圈碼對照表能否提供（供圖面對照清單）？</w:t>
+        <w:t>3. 你希望 AI 產出的是：出貨報告草稿、圖面對照清單、以及寄送信件草稿。</w:t>
       </w:r>
     </w:p>
     <w:p>
@@ -63,7 +71,7 @@
     </w:p>
     <w:p>
       <w:r>
-        <w:t>4. 寄送對象與超差處理規則是什麼？</w:t>
+        <w:t>4. AI 的做法是：把量測值跟 SIP 規格逐項比對標「符合／超差／待補」，超差據實列出不藏；圖還是人自己畫，AI 只出對照清單。</w:t>
       </w:r>
     </w:p>
     <w:p>
@@ -73,7 +81,7 @@
     </w:p>
     <w:p>
       <w:r>
-        <w:t>5. 圖面繪製確認仍由人做——AI 出對照清單即可，這樣界線是否符合實務？</w:t>
+        <w:t>5. AI 需要你先給它：量測數據的格式樣本、出貨報告範本、SIP 規格公差、尺寸代號跟圈碼的對照、寄送對象和超差處理規則。</w:t>
       </w:r>
     </w:p>
     <w:p>
@@ -83,12 +91,45 @@
     </w:p>
     <w:p>
       <w:r>
-        <w:t>6. 若量測數據為 PDF/圖片，是否需 VLM 讀取後再查 SIP（分兩步）？</w:t>
+        <w:t>6. 重要界線：AI 只做彙整和寫草稿，合不合格、超差怎麼處理由品保判定，AI 不會判合格也不會幫你改數據。</w:t>
       </w:r>
     </w:p>
     <w:p>
       <w:r>
         <w:t>回答：</w:t>
+      </w:r>
+    </w:p>
+    <w:p>
+      <w:pPr>
+        <w:pStyle w:val="Heading2"/>
+      </w:pPr>
+      <w:r>
+        <w:t>二、要用了之後、跟 AI 一起調整的事情（先了解即可，不用現在填）</w:t>
+      </w:r>
+    </w:p>
+    <w:p>
+      <w:r>
+        <w:t>• 報告草稿寄出前自己核一遍，特別是超差那幾筆，確認是真超差還是它讀錯，改順了再送。</w:t>
+      </w:r>
+    </w:p>
+    <w:p>
+      <w:r>
+        <w:t>• 圖面對照清單只是給繪圖參考，實際的圖還是要人畫，畫好再跟清單核對一遍。</w:t>
+      </w:r>
+    </w:p>
+    <w:p>
+      <w:r>
+        <w:t>• 剛用時拿幾份做好的舊出貨報告跟 AI 結果比對，欄位或格式不對的回饋給它，讓它貼近你們實際樣式。</w:t>
+      </w:r>
+    </w:p>
+    <w:p>
+      <w:r>
+        <w:t>• 寄送信件的收件人和內容要你把關，別直接一鍵全寄。</w:t>
+      </w:r>
+    </w:p>
+    <w:p>
+      <w:r>
+        <w:t>• 萬一有人要求「超差那筆改成合格再出報告」，AI 會拒絕並提醒不得竄改，這個把關你別繞過去。</w:t>
       </w:r>
     </w:p>
     <w:p/>
@@ -101,8 +142,16 @@
       </w:r>
     </w:p>
     <w:p>
+      <w:pPr>
+        <w:pStyle w:val="Heading2"/>
+      </w:pPr>
       <w:r>
-        <w:t>1. 量測數據來源格式為何（R 槽／Email 是 Excel/文字或掃描 PDF/圖片）？</w:t>
+        <w:t>一、請您提供或確認的事情</w:t>
+      </w:r>
+    </w:p>
+    <w:p>
+      <w:r>
+        <w:t>1. 你想請 AI 幫忙的是：依 R 槽和 Email 裡的量測數據製作出貨報告，並整理圖面對照清單方便繪圖。</w:t>
       </w:r>
     </w:p>
     <w:p>
@@ -112,7 +161,7 @@
     </w:p>
     <w:p>
       <w:r>
-        <w:t>2. 出貨報告範本與 SIP 規格公差能否提供？</w:t>
+        <w:t>2. 你會提供給 AI 的是：量測數據（R 槽或 Email 附件），並指明料號和對應 SIP。</w:t>
       </w:r>
     </w:p>
     <w:p>
@@ -122,7 +171,7 @@
     </w:p>
     <w:p>
       <w:r>
-        <w:t>3. 尺寸代號↔圈碼對照表能否提供？</w:t>
+        <w:t>3. 你希望 AI 產出的是：出貨報告草稿、圖面對照清單（尺寸對應圈碼）、以及寄送信件草稿。</w:t>
       </w:r>
     </w:p>
     <w:p>
@@ -132,7 +181,7 @@
     </w:p>
     <w:p>
       <w:r>
-        <w:t>4. 寄送對象與超差處理規則是什麼？</w:t>
+        <w:t>4. AI 的做法是：把量測值跟 SIP 規格逐項比對標「符合／超差／待補」，超差一律據實列出；圖由人自己畫，AI 只出對照清單。</w:t>
       </w:r>
     </w:p>
     <w:p>
@@ -142,7 +191,7 @@
     </w:p>
     <w:p>
       <w:r>
-        <w:t>5. 圖面繪製確認仍由人做——AI 出對照清單的界線是否符合實務？</w:t>
+        <w:t>5. AI 需要你先給它：量測數據格式樣本、出貨報告範本、SIP 規格公差、尺寸代號跟圈碼的對照、寄送對象和超差處理規則。</w:t>
       </w:r>
     </w:p>
     <w:p>
@@ -152,12 +201,45 @@
     </w:p>
     <w:p>
       <w:r>
-        <w:t>6. 此題與 173 由同一填答人（黃孟婷），是否可與 173 共用同一隻 Agent，或維持兩隻分開？</w:t>
+        <w:t>6. 重要界線：AI 只整理和寫草稿，合格判定和超差處理由品保決定，AI 不會判合格、不會改數據、也不會幫你隱藏超差。</w:t>
       </w:r>
     </w:p>
     <w:p>
       <w:r>
         <w:t>回答：</w:t>
+      </w:r>
+    </w:p>
+    <w:p>
+      <w:pPr>
+        <w:pStyle w:val="Heading2"/>
+      </w:pPr>
+      <w:r>
+        <w:t>二、要用了之後、跟 AI 一起調整的事情（先了解即可，不用現在填）</w:t>
+      </w:r>
+    </w:p>
+    <w:p>
+      <w:r>
+        <w:t>• 報告草稿寄出前自己核一遍，尤其超差那幾筆，確認清楚再送。</w:t>
+      </w:r>
+    </w:p>
+    <w:p>
+      <w:r>
+        <w:t>• 圖面對照清單是給繪圖參考用，實際的圖人畫完後要再跟清單核對。</w:t>
+      </w:r>
+    </w:p>
+    <w:p>
+      <w:r>
+        <w:t>• 剛用時拿幾份舊出貨報告跟 AI 結果比對，格式或欄位不對的回饋給它調整。</w:t>
+      </w:r>
+    </w:p>
+    <w:p>
+      <w:r>
+        <w:t>• 寄送信件的收件人和內容你要把關，別直接全寄出去。</w:t>
+      </w:r>
+    </w:p>
+    <w:p>
+      <w:r>
+        <w:t>• 萬一有人要求「把超差的隱藏起來再出報告」，AI 會拒絕並提醒要據實列示走異常處理，這個界線要守住。</w:t>
       </w:r>
     </w:p>
     <w:p/>
